--- a/schoolsfirst/Erik_Yeghinyan_SchoolsFirst_FCU_Teller_Resume.docx
+++ b/schoolsfirst/Erik_Yeghinyan_SchoolsFirst_FCU_Teller_Resume.docx
@@ -74,7 +74,7 @@
         <w:pStyle w:val="Job"/>
       </w:pPr>
       <w:r>
-        <w:t>Santander Bank USA  |  Teller and Relationship Banker  |  Hyannis, MA  |  Sep 2025 – May 2026</w:t>
+        <w:t>Santander Bank USA  |  Teller and Relationship Banker  |  Hyannis, MA  |  May 2026 – Sep 2026</w:t>
       </w:r>
     </w:p>
     <w:p>
